--- a/Environmental Factors and Predictive Models on Match Dynamics.docx
+++ b/Environmental Factors and Predictive Models on Match Dynamics.docx
@@ -132,14 +132,7 @@
                 <w:sz w:val="36"/>
                 <w:szCs w:val="36"/>
               </w:rPr>
-              <w:t>Environmental Factors and Predictive Models on Match Dynamics</w:t>
-            </w:r>
-            <w:r>
-              <w:rPr>
-                <w:sz w:val="36"/>
-                <w:szCs w:val="36"/>
-              </w:rPr>
-              <w:t xml:space="preserve">  </w:t>
+              <w:t xml:space="preserve">Environmental Factors and Predictive Models on Match Dynamics  </w:t>
             </w:r>
           </w:p>
           <w:p>
@@ -513,22 +506,12 @@
           <w:numId w:val="2"/>
         </w:numPr>
       </w:pPr>
-      <w:proofErr w:type="gramStart"/>
-      <w:r>
-        <w:t>Compared</w:t>
-      </w:r>
-      <w:proofErr w:type="gramEnd"/>
-      <w:r>
-        <w:t xml:space="preserve"> national teams using key metrics like goals scored, possession, and disciplinary cards</w:t>
-      </w:r>
-      <w:r>
-        <w:t xml:space="preserve">, </w:t>
-      </w:r>
-      <w:proofErr w:type="spellStart"/>
-      <w:r>
-        <w:t>etc</w:t>
-      </w:r>
-      <w:proofErr w:type="spellEnd"/>
+      <w:r>
+        <w:t>Compared national teams using key metrics like goals scored, possession, and disciplinary cards</w:t>
+      </w:r>
+      <w:r>
+        <w:t>, etc</w:t>
+      </w:r>
     </w:p>
     <w:p>
       <w:pPr>
@@ -672,25 +655,7 @@
         <w:t xml:space="preserve"> </w:t>
       </w:r>
       <w:r>
-        <w:t xml:space="preserve">The analysis focuses on overall team </w:t>
-      </w:r>
-      <w:r>
-        <w:t>performance</w:t>
-      </w:r>
-      <w:r>
-        <w:t xml:space="preserve">, match outcomes, and </w:t>
-      </w:r>
-      <w:r>
-        <w:t>weather from Open Meteo</w:t>
-      </w:r>
-      <w:r>
-        <w:t xml:space="preserve">. It does not analyze individual </w:t>
-      </w:r>
-      <w:r>
-        <w:t>players</w:t>
-      </w:r>
-      <w:r>
-        <w:t xml:space="preserve"> beyond their overall financial market value.</w:t>
+        <w:t>The analysis focuses on overall team performance, match outcomes, and weather from Open Meteo. It does not analyze individual players beyond their overall financial market value.</w:t>
       </w:r>
     </w:p>
     <w:p>
@@ -961,28 +926,138 @@
     <w:p>
       <w:pPr>
         <w:rPr>
-          <w:color w:val="0B1ED1" w:themeColor="accent1"/>
-        </w:rPr>
-      </w:pPr>
-    </w:p>
-    <w:p>
-      <w:pPr>
-        <w:rPr>
           <w:b/>
           <w:bCs/>
           <w:color w:val="0B1ED1" w:themeColor="accent1"/>
         </w:rPr>
       </w:pPr>
-      <w:r>
+    </w:p>
+    <w:p>
+      <w:r>
+        <w:t xml:space="preserve">The data suggests that Germany had the strongest attack, with the highest average possession of 63.5% and most shots on target per game of 8.25. In contrast, Paraguay focused on defending and counter attacks, recording the lowest possession at only 27.8%. Canada averaged the most fouls per game at 14.2 and had the lowest save rate at 1.4. While Curacao relied heavily on their goalkeeper, making a high 8.33 saves per match. </w:t>
+      </w:r>
+    </w:p>
+    <w:p/>
+    <w:p>
+      <w:r>
+        <w:t xml:space="preserve">Teams with less possessions tended to commit more fouls. Uzbekistan and Australia, respectively 35.6% and 38.7% averaged 14 and 12 fouls per match. In comparison, </w:t>
+      </w:r>
+      <w:r>
+        <w:t xml:space="preserve">Argentina (57.8% possession) and Türkiye (59.0%) committed fewer fouls, averaging 10.25 and 9.66 per match. This suggests that teams with less </w:t>
+      </w:r>
+      <w:r>
+        <w:t>possessions</w:t>
+      </w:r>
+      <w:r>
+        <w:t xml:space="preserve"> may rely more on physical defending, leading to more fouls.</w:t>
+      </w:r>
+    </w:p>
+    <w:p/>
+    <w:p>
+      <w:r>
+        <w:t xml:space="preserve">After calculating shots and fouls per 90 minutes, the results suggest that matches decided in regular time averaged 10.68 fouls per game. In contrast, matches that went to penalty had fewer shots on target but more fouls. </w:t>
+      </w:r>
+      <w:r>
+        <w:t>T</w:t>
+      </w:r>
+      <w:r>
+        <w:t>his suggests that matches going to penalties were generally more defensive and had more physical challenges, making it harder for teams to score.</w:t>
+      </w:r>
+    </w:p>
+    <w:p/>
+    <w:p>
+      <w:r>
+        <w:rPr>
+          <w:noProof/>
+          <w14:ligatures w14:val="standardContextual"/>
+        </w:rPr>
+        <w:drawing>
+          <wp:inline distT="0" distB="0" distL="0" distR="0" wp14:anchorId="6A7CCBFC" wp14:editId="3EB936E8">
+            <wp:extent cx="3946358" cy="1903538"/>
+            <wp:effectExtent l="0" t="0" r="0" b="1905"/>
+            <wp:docPr id="1831074748" name="Picture 4"/>
+            <wp:cNvGraphicFramePr>
+              <a:graphicFrameLocks xmlns:a="http://schemas.openxmlformats.org/drawingml/2006/main" noChangeAspect="1"/>
+            </wp:cNvGraphicFramePr>
+            <a:graphic xmlns:a="http://schemas.openxmlformats.org/drawingml/2006/main">
+              <a:graphicData uri="http://schemas.openxmlformats.org/drawingml/2006/picture">
+                <pic:pic xmlns:pic="http://schemas.openxmlformats.org/drawingml/2006/picture">
+                  <pic:nvPicPr>
+                    <pic:cNvPr id="1831074748" name="Picture 1831074748"/>
+                    <pic:cNvPicPr/>
+                  </pic:nvPicPr>
+                  <pic:blipFill>
+                    <a:blip r:embed="rId13">
+                      <a:extLst>
+                        <a:ext uri="{28A0092B-C50C-407E-A947-70E740481C1C}">
+                          <a14:useLocalDpi xmlns:a14="http://schemas.microsoft.com/office/drawing/2010/main" val="0"/>
+                        </a:ext>
+                      </a:extLst>
+                    </a:blip>
+                    <a:stretch>
+                      <a:fillRect/>
+                    </a:stretch>
+                  </pic:blipFill>
+                  <pic:spPr>
+                    <a:xfrm>
+                      <a:off x="0" y="0"/>
+                      <a:ext cx="4028195" cy="1943012"/>
+                    </a:xfrm>
+                    <a:prstGeom prst="rect">
+                      <a:avLst/>
+                    </a:prstGeom>
+                  </pic:spPr>
+                </pic:pic>
+              </a:graphicData>
+            </a:graphic>
+          </wp:inline>
+        </w:drawing>
+      </w:r>
+    </w:p>
+    <w:p>
+      <w:pPr>
+        <w:rPr>
+          <w:color w:val="0B1ED1" w:themeColor="accent1"/>
+        </w:rPr>
+      </w:pPr>
+    </w:p>
+    <w:p>
+      <w:pPr>
+        <w:rPr>
+          <w:color w:val="0B1ED1" w:themeColor="accent1"/>
+        </w:rPr>
+      </w:pPr>
+    </w:p>
+    <w:p>
+      <w:pPr>
+        <w:rPr>
+          <w:color w:val="0B1ED1" w:themeColor="accent1"/>
+        </w:rPr>
+      </w:pPr>
+    </w:p>
+    <w:p>
+      <w:pPr>
+        <w:rPr>
+          <w:color w:val="0B1ED1" w:themeColor="accent1"/>
+        </w:rPr>
+      </w:pPr>
+    </w:p>
+    <w:p>
+      <w:pPr>
+        <w:rPr>
+          <w:color w:val="0B1ED1" w:themeColor="accent1"/>
+        </w:rPr>
+      </w:pPr>
+    </w:p>
+    <w:p>
+      <w:pPr>
         <w:rPr>
           <w:b/>
           <w:bCs/>
           <w:color w:val="0B1ED1" w:themeColor="accent1"/>
         </w:rPr>
-        <w:t xml:space="preserve">2. Market Valuation </w:t>
-      </w:r>
-    </w:p>
-    <w:p/>
+      </w:pPr>
+    </w:p>
     <w:p>
       <w:pPr>
         <w:rPr>
@@ -997,15 +1072,8 @@
           <w:bCs/>
           <w:color w:val="0B1ED1" w:themeColor="accent1"/>
         </w:rPr>
-        <w:t xml:space="preserve">3. Environmental Influence on Match Dynamics </w:t>
-      </w:r>
-    </w:p>
-    <w:p>
-      <w:pPr>
-        <w:rPr>
-          <w:color w:val="0B1ED1" w:themeColor="accent1"/>
-        </w:rPr>
-      </w:pPr>
+        <w:t xml:space="preserve">2. Market Valuation </w:t>
+      </w:r>
     </w:p>
     <w:p>
       <w:pPr>
@@ -1015,21 +1083,411 @@
           <w:color w:val="0B1ED1" w:themeColor="accent1"/>
         </w:rPr>
       </w:pPr>
-      <w:r>
+    </w:p>
+    <w:p>
+      <w:pPr>
         <w:rPr>
           <w:b/>
           <w:bCs/>
           <w:color w:val="0B1ED1" w:themeColor="accent1"/>
         </w:rPr>
+      </w:pPr>
+      <w:r>
+        <w:t>A</w:t>
+      </w:r>
+      <w:r>
+        <w:t xml:space="preserve">nalysis of squad market valuations shows a severe financial hierarchy within the tournament. The top five most valuable squads: Spain, France, England, Portugal and Argentina, each has a total player market value exceeding 1 billion, led by Spain at 2.13 billion. This financial disparity is so extreme that Spain’s most valuable player Lamine Yamal is worth 200 million, that valued more than five times the entire team of New Zealand of 37.9 million. This suggests that the tournament’s top tier teams have much greater financial resources than lower-ranked teams. </w:t>
+      </w:r>
+    </w:p>
+    <w:p/>
+    <w:p>
+      <w:pPr>
+        <w:rPr>
+          <w:b/>
+          <w:bCs/>
+          <w:color w:val="0B1ED1" w:themeColor="accent1"/>
+        </w:rPr>
+      </w:pPr>
+      <w:r>
+        <w:rPr>
+          <w:b/>
+          <w:bCs/>
+          <w:color w:val="0B1ED1" w:themeColor="accent1"/>
+        </w:rPr>
+        <w:t xml:space="preserve">3. Environmental Influence on Match Dynamics </w:t>
+      </w:r>
+    </w:p>
+    <w:p>
+      <w:pPr>
+        <w:rPr>
+          <w:b/>
+          <w:bCs/>
+          <w:color w:val="0B1ED1" w:themeColor="accent1"/>
+        </w:rPr>
+      </w:pPr>
+    </w:p>
+    <w:p>
+      <w:r>
+        <w:t>Analysis on the Open Meteo API and match datasets suggests that environmental extremes suppress, rather than increase, the match intensity. The results establish two major findings:</w:t>
+      </w:r>
+    </w:p>
+    <w:p/>
+    <w:p>
+      <w:pPr>
+        <w:rPr>
+          <w:b/>
+          <w:bCs/>
+        </w:rPr>
+      </w:pPr>
+      <w:r>
+        <w:rPr>
+          <w:b/>
+          <w:bCs/>
+        </w:rPr>
+        <w:t>Temperature vs. Discipline</w:t>
+      </w:r>
+    </w:p>
+    <w:p>
+      <w:pPr>
+        <w:rPr>
+          <w:b/>
+          <w:bCs/>
+        </w:rPr>
+      </w:pPr>
+    </w:p>
+    <w:p>
+      <w:r>
+        <w:t>The scatter plot map</w:t>
+      </w:r>
+      <w:r>
+        <w:t>s</w:t>
+      </w:r>
+      <w:r>
+        <w:t xml:space="preserve"> average venue temperature against fouls demonstrates a distinct negative correlation. Rather than extreme heat causing more fouls, higher temperatures </w:t>
+      </w:r>
+      <w:r>
+        <w:t xml:space="preserve">mean </w:t>
+      </w:r>
+      <w:r>
+        <w:t xml:space="preserve">cleaner matches. </w:t>
+      </w:r>
+    </w:p>
+    <w:p/>
+    <w:p>
+      <w:r>
+        <w:t xml:space="preserve">Miami, the hottest venue at 31.6°C, recorded the tournament's lowest foul rate (10.0 per game). Conversely, cooler environments like Seattle recorded the highest (12.125 fouls per game). </w:t>
+      </w:r>
+    </w:p>
+    <w:p/>
+    <w:p>
+      <w:r>
+        <w:t xml:space="preserve">The downward trendline suggests that in extreme heat, teams conserve energy by abandoning high-intensity pressing, which naturally reduces </w:t>
+      </w:r>
+      <w:r>
+        <w:t>fouls count.</w:t>
+      </w:r>
+    </w:p>
+    <w:p/>
+    <w:p>
+      <w:r>
+        <w:rPr>
+          <w:noProof/>
+          <w14:ligatures w14:val="standardContextual"/>
+        </w:rPr>
+        <w:drawing>
+          <wp:inline distT="0" distB="0" distL="0" distR="0" wp14:anchorId="5DEEFEF3" wp14:editId="3E9AF667">
+            <wp:extent cx="3777916" cy="2448380"/>
+            <wp:effectExtent l="0" t="0" r="0" b="9525"/>
+            <wp:docPr id="666072304" name="Picture 8"/>
+            <wp:cNvGraphicFramePr>
+              <a:graphicFrameLocks xmlns:a="http://schemas.openxmlformats.org/drawingml/2006/main" noChangeAspect="1"/>
+            </wp:cNvGraphicFramePr>
+            <a:graphic xmlns:a="http://schemas.openxmlformats.org/drawingml/2006/main">
+              <a:graphicData uri="http://schemas.openxmlformats.org/drawingml/2006/picture">
+                <pic:pic xmlns:pic="http://schemas.openxmlformats.org/drawingml/2006/picture">
+                  <pic:nvPicPr>
+                    <pic:cNvPr id="666072304" name="Picture 666072304"/>
+                    <pic:cNvPicPr/>
+                  </pic:nvPicPr>
+                  <pic:blipFill>
+                    <a:blip r:embed="rId14" cstate="print">
+                      <a:extLst>
+                        <a:ext uri="{28A0092B-C50C-407E-A947-70E740481C1C}">
+                          <a14:useLocalDpi xmlns:a14="http://schemas.microsoft.com/office/drawing/2010/main" val="0"/>
+                        </a:ext>
+                      </a:extLst>
+                    </a:blip>
+                    <a:stretch>
+                      <a:fillRect/>
+                    </a:stretch>
+                  </pic:blipFill>
+                  <pic:spPr>
+                    <a:xfrm>
+                      <a:off x="0" y="0"/>
+                      <a:ext cx="3877208" cy="2512729"/>
+                    </a:xfrm>
+                    <a:prstGeom prst="rect">
+                      <a:avLst/>
+                    </a:prstGeom>
+                  </pic:spPr>
+                </pic:pic>
+              </a:graphicData>
+            </a:graphic>
+          </wp:inline>
+        </w:drawing>
+      </w:r>
+    </w:p>
+    <w:p>
+      <w:pPr>
+        <w:rPr>
+          <w:b/>
+          <w:bCs/>
+        </w:rPr>
+      </w:pPr>
+    </w:p>
+    <w:p>
+      <w:pPr>
+        <w:rPr>
+          <w:b/>
+          <w:bCs/>
+        </w:rPr>
+      </w:pPr>
+      <w:r>
+        <w:rPr>
+          <w:b/>
+          <w:bCs/>
+        </w:rPr>
+        <w:t>Elevation vs. Match Tempo</w:t>
+      </w:r>
+    </w:p>
+    <w:p>
+      <w:pPr>
+        <w:rPr>
+          <w:color w:val="0B1ED1" w:themeColor="accent1"/>
+        </w:rPr>
+      </w:pPr>
+    </w:p>
+    <w:p>
+      <w:r>
+        <w:t>The second scatter plot maps stadium elevation against total shots, serving as a metric for match tempo and offensive</w:t>
+      </w:r>
+      <w:r>
+        <w:t xml:space="preserve"> strategy</w:t>
+      </w:r>
+      <w:r>
+        <w:t xml:space="preserve">. </w:t>
+      </w:r>
+    </w:p>
+    <w:p/>
+    <w:p>
+      <w:r>
+        <w:t xml:space="preserve">The regression trendline slopes downward, confirming that higher altitudes suppress overall attacking </w:t>
+      </w:r>
+      <w:r>
+        <w:t>counts</w:t>
+      </w:r>
+      <w:r>
+        <w:t xml:space="preserve">. </w:t>
+      </w:r>
+    </w:p>
+    <w:p/>
+    <w:p>
+      <w:r>
+        <w:t>Near sea level, match tempo peaked, with Miami averaging 14.3 shots per game. However, at extreme elevations, the physical toll restricted the matches</w:t>
+      </w:r>
+      <w:r>
+        <w:t xml:space="preserve">. </w:t>
+      </w:r>
+    </w:p>
+    <w:p/>
+    <w:p>
+      <w:r>
+        <w:t xml:space="preserve">Guadalajara (1,673m) recorded the lowest attacking tempo with just 10.375 shots per game, while Mexico City (2,245m) also </w:t>
+      </w:r>
+      <w:r>
+        <w:t>at</w:t>
+      </w:r>
+      <w:r>
+        <w:t xml:space="preserve"> the extreme lower of the x-axis</w:t>
+      </w:r>
+      <w:r>
+        <w:t xml:space="preserve">. </w:t>
+      </w:r>
+      <w:r>
+        <w:t>This proves that the physiological demands of high-altitude venues force a slower, more conservative match</w:t>
+      </w:r>
+      <w:r>
+        <w:t xml:space="preserve">es. </w:t>
+      </w:r>
+    </w:p>
+    <w:p/>
+    <w:p>
+      <w:r>
+        <w:rPr>
+          <w:noProof/>
+          <w14:ligatures w14:val="standardContextual"/>
+        </w:rPr>
+        <w:drawing>
+          <wp:inline distT="0" distB="0" distL="0" distR="0" wp14:anchorId="3E2F7938" wp14:editId="7095D1B5">
+            <wp:extent cx="4253424" cy="2895600"/>
+            <wp:effectExtent l="0" t="0" r="0" b="0"/>
+            <wp:docPr id="2108902850" name="Picture 9"/>
+            <wp:cNvGraphicFramePr>
+              <a:graphicFrameLocks xmlns:a="http://schemas.openxmlformats.org/drawingml/2006/main" noChangeAspect="1"/>
+            </wp:cNvGraphicFramePr>
+            <a:graphic xmlns:a="http://schemas.openxmlformats.org/drawingml/2006/main">
+              <a:graphicData uri="http://schemas.openxmlformats.org/drawingml/2006/picture">
+                <pic:pic xmlns:pic="http://schemas.openxmlformats.org/drawingml/2006/picture">
+                  <pic:nvPicPr>
+                    <pic:cNvPr id="2108902850" name="Picture 2108902850"/>
+                    <pic:cNvPicPr/>
+                  </pic:nvPicPr>
+                  <pic:blipFill>
+                    <a:blip r:embed="rId15" cstate="print">
+                      <a:extLst>
+                        <a:ext uri="{28A0092B-C50C-407E-A947-70E740481C1C}">
+                          <a14:useLocalDpi xmlns:a14="http://schemas.microsoft.com/office/drawing/2010/main" val="0"/>
+                        </a:ext>
+                      </a:extLst>
+                    </a:blip>
+                    <a:stretch>
+                      <a:fillRect/>
+                    </a:stretch>
+                  </pic:blipFill>
+                  <pic:spPr>
+                    <a:xfrm>
+                      <a:off x="0" y="0"/>
+                      <a:ext cx="4274582" cy="2910004"/>
+                    </a:xfrm>
+                    <a:prstGeom prst="rect">
+                      <a:avLst/>
+                    </a:prstGeom>
+                  </pic:spPr>
+                </pic:pic>
+              </a:graphicData>
+            </a:graphic>
+          </wp:inline>
+        </w:drawing>
+      </w:r>
+    </w:p>
+    <w:p>
+      <w:pPr>
+        <w:rPr>
+          <w:b/>
+          <w:bCs/>
+          <w:color w:val="0B1ED1" w:themeColor="accent1"/>
+        </w:rPr>
+      </w:pPr>
+    </w:p>
+    <w:p>
+      <w:pPr>
+        <w:rPr>
+          <w:b/>
+          <w:bCs/>
+          <w:color w:val="0B1ED1" w:themeColor="accent1"/>
+        </w:rPr>
+      </w:pPr>
+      <w:r>
+        <w:rPr>
+          <w:b/>
+          <w:bCs/>
+          <w:color w:val="0B1ED1" w:themeColor="accent1"/>
+        </w:rPr>
         <w:t xml:space="preserve">4. Predictive Accuracy: FIFA vs. Elo </w:t>
+      </w:r>
+    </w:p>
+    <w:p/>
+    <w:p>
+      <w:r>
+        <w:t xml:space="preserve">Analysis of all 104 matches suggests that dynamic momentum is a more reliable predictor of outcomes than historical rankings. </w:t>
+      </w:r>
+    </w:p>
+    <w:p/>
+    <w:p>
+      <w:r>
+        <w:t xml:space="preserve">In a standard </w:t>
+      </w:r>
+      <w:r>
+        <w:t>w</w:t>
+      </w:r>
+      <w:r>
+        <w:t>in</w:t>
+      </w:r>
+      <w:r>
+        <w:t>, l</w:t>
+      </w:r>
+      <w:r>
+        <w:t>ose</w:t>
+      </w:r>
+      <w:r>
+        <w:t xml:space="preserve"> or d</w:t>
+      </w:r>
+      <w:r>
+        <w:t>raw scenario</w:t>
+      </w:r>
+      <w:r>
+        <w:t xml:space="preserve">, </w:t>
+      </w:r>
+      <w:r>
+        <w:t xml:space="preserve">where mathematical random guessing </w:t>
+      </w:r>
+      <w:r>
+        <w:t xml:space="preserve">has a </w:t>
+      </w:r>
+      <w:r>
+        <w:t>33.3% accuracy rate</w:t>
+      </w:r>
+      <w:r>
+        <w:t xml:space="preserve">, </w:t>
+      </w:r>
+      <w:r>
+        <w:t>both predictive models performed effectively.</w:t>
       </w:r>
     </w:p>
     <w:p/>
     <w:p/>
     <w:p/>
+    <w:p>
+      <w:r>
+        <w:t xml:space="preserve">However, the momentum-based Elo Rating achieved a 67.3% predictive accuracy, outperforming the FIFA Ranking's 63.5% accuracy. The scatter plot visualizes this performance disparity on a team-by-team basis. By mapping FIFA Accuracy (x-axis) against Elo Accuracy (y-axis), </w:t>
+      </w:r>
+      <w:r>
+        <w:t xml:space="preserve">it shows </w:t>
+      </w:r>
+      <w:r>
+        <w:t xml:space="preserve">multiple data points resting high above the red trendline. </w:t>
+      </w:r>
+    </w:p>
     <w:p/>
+    <w:p>
+      <w:r>
+        <w:t xml:space="preserve">Most notably, </w:t>
+      </w:r>
+      <w:r>
+        <w:t xml:space="preserve">it also shows </w:t>
+      </w:r>
+      <w:r>
+        <w:t xml:space="preserve">an extreme outlier squad where the historical FIFA ranking predicted roughly 67% of match outcomes correctly, while the dynamic Elo rating achieved a perfect 100% accuracy. </w:t>
+      </w:r>
+    </w:p>
     <w:p/>
-    <w:p/>
+    <w:p>
+      <w:r>
+        <w:t xml:space="preserve">The gap between those two percentages proves that current momentum dictates tournament results far more than </w:t>
+      </w:r>
+      <w:r>
+        <w:t>historical</w:t>
+      </w:r>
+      <w:r>
+        <w:t xml:space="preserve"> </w:t>
+      </w:r>
+      <w:r>
+        <w:t>data</w:t>
+      </w:r>
+      <w:r>
+        <w:t>.</w:t>
+      </w:r>
+    </w:p>
     <w:p/>
     <w:p>
       <w:pPr>
@@ -1040,6 +1498,53 @@
           <w:docGrid w:linePitch="360"/>
         </w:sectPr>
       </w:pPr>
+      <w:r>
+        <w:rPr>
+          <w:noProof/>
+          <w14:ligatures w14:val="standardContextual"/>
+        </w:rPr>
+        <w:drawing>
+          <wp:inline distT="0" distB="0" distL="0" distR="0" wp14:anchorId="5FDA860D" wp14:editId="6A99F512">
+            <wp:extent cx="4363453" cy="3193339"/>
+            <wp:effectExtent l="0" t="0" r="0" b="7620"/>
+            <wp:docPr id="279218559" name="Picture 10"/>
+            <wp:cNvGraphicFramePr>
+              <a:graphicFrameLocks xmlns:a="http://schemas.openxmlformats.org/drawingml/2006/main" noChangeAspect="1"/>
+            </wp:cNvGraphicFramePr>
+            <a:graphic xmlns:a="http://schemas.openxmlformats.org/drawingml/2006/main">
+              <a:graphicData uri="http://schemas.openxmlformats.org/drawingml/2006/picture">
+                <pic:pic xmlns:pic="http://schemas.openxmlformats.org/drawingml/2006/picture">
+                  <pic:nvPicPr>
+                    <pic:cNvPr id="279218559" name="Picture 279218559"/>
+                    <pic:cNvPicPr/>
+                  </pic:nvPicPr>
+                  <pic:blipFill>
+                    <a:blip r:embed="rId16">
+                      <a:extLst>
+                        <a:ext uri="{28A0092B-C50C-407E-A947-70E740481C1C}">
+                          <a14:useLocalDpi xmlns:a14="http://schemas.microsoft.com/office/drawing/2010/main" val="0"/>
+                        </a:ext>
+                      </a:extLst>
+                    </a:blip>
+                    <a:stretch>
+                      <a:fillRect/>
+                    </a:stretch>
+                  </pic:blipFill>
+                  <pic:spPr>
+                    <a:xfrm>
+                      <a:off x="0" y="0"/>
+                      <a:ext cx="4367804" cy="3196524"/>
+                    </a:xfrm>
+                    <a:prstGeom prst="rect">
+                      <a:avLst/>
+                    </a:prstGeom>
+                  </pic:spPr>
+                </pic:pic>
+              </a:graphicData>
+            </a:graphic>
+          </wp:inline>
+        </w:drawing>
+      </w:r>
     </w:p>
     <w:p>
       <w:pPr>
@@ -1062,8 +1567,24 @@
       </w:r>
     </w:p>
     <w:p/>
+    <w:p>
+      <w:r>
+        <w:t xml:space="preserve">A team’s World Cup success depends on its squad </w:t>
+      </w:r>
+      <w:r>
+        <w:t xml:space="preserve">market </w:t>
+      </w:r>
+      <w:r>
+        <w:t>value and recent performance, measured by Elo ratings. However, weather conditions, such as high temperatures, can also affect the game by slowing players down and increasing fouls.</w:t>
+      </w:r>
+    </w:p>
     <w:p/>
     <w:p>
+      <w:r>
+        <w:t>For sports analysts, this means that predicting match results requires considering both team factors, like finances and performance, and environmental factors, like weather and elevation.</w:t>
+      </w:r>
+    </w:p>
+    <w:p>
       <w:pPr>
         <w:pStyle w:val="Heading1"/>
       </w:pPr>
@@ -1083,19 +1604,107 @@
       </w:r>
     </w:p>
     <w:p/>
-    <w:p/>
-    <w:p/>
-    <w:p/>
-    <w:p/>
-    <w:p/>
-    <w:p/>
-    <w:p/>
-    <w:p>
-      <w:pPr>
-        <w:pStyle w:val="Images"/>
-      </w:pPr>
-      <w:r>
-        <w:tab/>
+    <w:p>
+      <w:r>
+        <w:rPr>
+          <w:b/>
+          <w:bCs/>
+          <w:color w:val="0B1ED1" w:themeColor="accent1"/>
+        </w:rPr>
+        <w:t>Adopt Elo for Predictions:</w:t>
+      </w:r>
+      <w:r>
+        <w:rPr>
+          <w:color w:val="0B1ED1" w:themeColor="accent1"/>
+        </w:rPr>
+        <w:t xml:space="preserve"> </w:t>
+      </w:r>
+      <w:r>
+        <w:t>Analysts and stakeholders should prioritize Elo ratings over static FIFA rankings when forecasting match outcomes.</w:t>
+      </w:r>
+    </w:p>
+    <w:p>
+      <w:pPr>
+        <w:rPr>
+          <w:b/>
+          <w:bCs/>
+        </w:rPr>
+      </w:pPr>
+    </w:p>
+    <w:p>
+      <w:r>
+        <w:rPr>
+          <w:b/>
+          <w:bCs/>
+          <w:color w:val="0B1ED1" w:themeColor="accent1"/>
+        </w:rPr>
+        <w:t>Account for the Environment:</w:t>
+      </w:r>
+      <w:r>
+        <w:rPr>
+          <w:color w:val="0B1ED1" w:themeColor="accent1"/>
+        </w:rPr>
+        <w:t xml:space="preserve"> </w:t>
+      </w:r>
+      <w:r>
+        <w:t xml:space="preserve">Teams and analysts must factor in stadium elevation and temperature, adjusting </w:t>
+      </w:r>
+      <w:r>
+        <w:t>their strategies</w:t>
+      </w:r>
+      <w:r>
+        <w:t xml:space="preserve"> and expected foul counts for games played in extreme climates.</w:t>
+      </w:r>
+    </w:p>
+    <w:p>
+      <w:pPr>
+        <w:rPr>
+          <w:color w:val="0B1ED1" w:themeColor="accent1"/>
+        </w:rPr>
+      </w:pPr>
+    </w:p>
+    <w:p>
+      <w:r>
+        <w:rPr>
+          <w:b/>
+          <w:bCs/>
+          <w:color w:val="0B1ED1" w:themeColor="accent1"/>
+        </w:rPr>
+        <w:t>Value Efficiency over Possession:</w:t>
+      </w:r>
+      <w:r>
+        <w:rPr>
+          <w:color w:val="0B1ED1" w:themeColor="accent1"/>
+        </w:rPr>
+        <w:t xml:space="preserve"> </w:t>
+      </w:r>
+      <w:r>
+        <w:t>Coaching strategies should focus on goal-scoring rather than possession, which the data shows do not guarantee</w:t>
+      </w:r>
+      <w:r>
+        <w:t xml:space="preserve"> wins.</w:t>
+      </w:r>
+    </w:p>
+    <w:p>
+      <w:pPr>
+        <w:pStyle w:val="Heading1"/>
+      </w:pPr>
+      <w:r>
+        <w:t>0</w:t>
+      </w:r>
+      <w:r>
+        <w:t>7</w:t>
+      </w:r>
+    </w:p>
+    <w:p>
+      <w:pPr>
+        <w:pStyle w:val="Heading2"/>
+      </w:pPr>
+      <w:r>
+        <w:t>RE</w:t>
+      </w:r>
+      <w:r>
+        <w:t>FERENCES</w:t>
       </w:r>
     </w:p>
     <w:p/>
@@ -1108,39 +1717,13 @@
           <w:docGrid w:linePitch="360"/>
         </w:sectPr>
       </w:pPr>
-    </w:p>
-    <w:p>
-      <w:pPr>
-        <w:pStyle w:val="Heading1"/>
-      </w:pPr>
-      <w:r>
-        <w:lastRenderedPageBreak/>
-        <w:t>0</w:t>
-      </w:r>
-      <w:r>
-        <w:t>7</w:t>
-      </w:r>
-    </w:p>
-    <w:p>
-      <w:pPr>
-        <w:pStyle w:val="Heading2"/>
-      </w:pPr>
-      <w:r>
-        <w:t>REFERENCES</w:t>
-      </w:r>
-    </w:p>
-    <w:p/>
-    <w:p/>
-    <w:p>
-      <w:pPr>
-        <w:pStyle w:val="Heading1"/>
-      </w:pPr>
-    </w:p>
-    <w:p/>
-    <w:p/>
-    <w:p/>
-    <w:p/>
-    <w:p/>
+      <w:r>
+        <w:t>Open-Meteo. (2026). Free Weather API for non-commercial u</w:t>
+      </w:r>
+      <w:r>
+        <w:t>se</w:t>
+      </w:r>
+    </w:p>
     <w:p/>
     <w:sectPr>
       <w:pgSz w:w="12240" w:h="15840"/>
@@ -3264,26 +3847,6 @@
 </file>
 
 <file path=customXml/item1.xml><?xml version="1.0" encoding="utf-8"?>
-<p:properties xmlns:p="http://schemas.microsoft.com/office/2006/metadata/properties" xmlns:xsi="http://www.w3.org/2001/XMLSchema-instance" xmlns:pc="http://schemas.microsoft.com/office/infopath/2007/PartnerControls">
-  <documentManagement>
-    <_ip_UnifiedCompliancePolicyUIAction xmlns="http://schemas.microsoft.com/sharepoint/v3" xsi:nil="true"/>
-    <Image xmlns="71af3243-3dd4-4a8d-8c0d-dd76da1f02a5">
-      <Url xsi:nil="true"/>
-      <Description xsi:nil="true"/>
-    </Image>
-    <Status xmlns="71af3243-3dd4-4a8d-8c0d-dd76da1f02a5">Not started</Status>
-    <Background xmlns="71af3243-3dd4-4a8d-8c0d-dd76da1f02a5">false</Background>
-    <_ip_UnifiedCompliancePolicyProperties xmlns="http://schemas.microsoft.com/sharepoint/v3" xsi:nil="true"/>
-    <ImageTagsTaxHTField xmlns="71af3243-3dd4-4a8d-8c0d-dd76da1f02a5">
-      <Terms xmlns="http://schemas.microsoft.com/office/infopath/2007/PartnerControls"/>
-    </ImageTagsTaxHTField>
-    <TaxCatchAll xmlns="230e9df3-be65-4c73-a93b-d1236ebd677e" xsi:nil="true"/>
-    <MediaServiceKeyPoints xmlns="71af3243-3dd4-4a8d-8c0d-dd76da1f02a5" xsi:nil="true"/>
-  </documentManagement>
-</p:properties>
-</file>
-
-<file path=customXml/item2.xml><?xml version="1.0" encoding="utf-8"?>
 <ct:contentTypeSchema xmlns:ct="http://schemas.microsoft.com/office/2006/metadata/contentType" xmlns:ma="http://schemas.microsoft.com/office/2006/metadata/properties/metaAttributes" ct:_="" ma:_="" ma:contentTypeName="Document" ma:contentTypeID="0x01010079F111ED35F8CC479449609E8A0923A6" ma:contentTypeVersion="30" ma:contentTypeDescription="Create a new document." ma:contentTypeScope="" ma:versionID="cec0622158e8f13124e9e8fd4de31bd1">
   <xsd:schema xmlns:xsd="http://www.w3.org/2001/XMLSchema" xmlns:xs="http://www.w3.org/2001/XMLSchema" xmlns:p="http://schemas.microsoft.com/office/2006/metadata/properties" xmlns:ns1="http://schemas.microsoft.com/sharepoint/v3" xmlns:ns2="71af3243-3dd4-4a8d-8c0d-dd76da1f02a5" xmlns:ns3="16c05727-aa75-4e4a-9b5f-8a80a1165891" xmlns:ns4="230e9df3-be65-4c73-a93b-d1236ebd677e" targetNamespace="http://schemas.microsoft.com/office/2006/metadata/properties" ma:root="true" ma:fieldsID="3b52f30ab005d15df08657af532e6e38" ns1:_="" ns2:_="" ns3:_="" ns4:_="">
     <xsd:import namespace="http://schemas.microsoft.com/sharepoint/v3"/>
@@ -3601,6 +4164,26 @@
 </ct:contentTypeSchema>
 </file>
 
+<file path=customXml/item2.xml><?xml version="1.0" encoding="utf-8"?>
+<p:properties xmlns:p="http://schemas.microsoft.com/office/2006/metadata/properties" xmlns:xsi="http://www.w3.org/2001/XMLSchema-instance" xmlns:pc="http://schemas.microsoft.com/office/infopath/2007/PartnerControls">
+  <documentManagement>
+    <_ip_UnifiedCompliancePolicyUIAction xmlns="http://schemas.microsoft.com/sharepoint/v3" xsi:nil="true"/>
+    <Image xmlns="71af3243-3dd4-4a8d-8c0d-dd76da1f02a5">
+      <Url xsi:nil="true"/>
+      <Description xsi:nil="true"/>
+    </Image>
+    <Status xmlns="71af3243-3dd4-4a8d-8c0d-dd76da1f02a5">Not started</Status>
+    <Background xmlns="71af3243-3dd4-4a8d-8c0d-dd76da1f02a5">false</Background>
+    <_ip_UnifiedCompliancePolicyProperties xmlns="http://schemas.microsoft.com/sharepoint/v3" xsi:nil="true"/>
+    <ImageTagsTaxHTField xmlns="71af3243-3dd4-4a8d-8c0d-dd76da1f02a5">
+      <Terms xmlns="http://schemas.microsoft.com/office/infopath/2007/PartnerControls"/>
+    </ImageTagsTaxHTField>
+    <TaxCatchAll xmlns="230e9df3-be65-4c73-a93b-d1236ebd677e" xsi:nil="true"/>
+    <MediaServiceKeyPoints xmlns="71af3243-3dd4-4a8d-8c0d-dd76da1f02a5" xsi:nil="true"/>
+  </documentManagement>
+</p:properties>
+</file>
+
 <file path=customXml/item3.xml><?xml version="1.0" encoding="utf-8"?>
 <?mso-contentType ?>
 <FormTemplates xmlns="http://schemas.microsoft.com/sharepoint/v3/contenttype/forms">
@@ -3611,18 +4194,6 @@
 </file>
 
 <file path=customXml/itemProps1.xml><?xml version="1.0" encoding="utf-8"?>
-<ds:datastoreItem xmlns:ds="http://schemas.openxmlformats.org/officeDocument/2006/customXml" ds:itemID="{A5C5EAD2-3827-45E7-90AA-774ABE0B5934}">
-  <ds:schemaRefs>
-    <ds:schemaRef ds:uri="http://schemas.microsoft.com/office/2006/metadata/properties"/>
-    <ds:schemaRef ds:uri="http://schemas.microsoft.com/office/infopath/2007/PartnerControls"/>
-    <ds:schemaRef ds:uri="http://schemas.microsoft.com/sharepoint/v3"/>
-    <ds:schemaRef ds:uri="71af3243-3dd4-4a8d-8c0d-dd76da1f02a5"/>
-    <ds:schemaRef ds:uri="230e9df3-be65-4c73-a93b-d1236ebd677e"/>
-  </ds:schemaRefs>
-</ds:datastoreItem>
-</file>
-
-<file path=customXml/itemProps2.xml><?xml version="1.0" encoding="utf-8"?>
 <ds:datastoreItem xmlns:ds="http://schemas.openxmlformats.org/officeDocument/2006/customXml" ds:itemID="{F66819E0-8B4F-46B2-AE3F-AAC50445603D}">
   <ds:schemaRefs>
     <ds:schemaRef ds:uri="http://schemas.microsoft.com/office/2006/metadata/contentType"/>
@@ -3643,6 +4214,18 @@
 </ds:datastoreItem>
 </file>
 
+<file path=customXml/itemProps2.xml><?xml version="1.0" encoding="utf-8"?>
+<ds:datastoreItem xmlns:ds="http://schemas.openxmlformats.org/officeDocument/2006/customXml" ds:itemID="{A5C5EAD2-3827-45E7-90AA-774ABE0B5934}">
+  <ds:schemaRefs>
+    <ds:schemaRef ds:uri="http://schemas.microsoft.com/office/2006/metadata/properties"/>
+    <ds:schemaRef ds:uri="http://schemas.microsoft.com/office/infopath/2007/PartnerControls"/>
+    <ds:schemaRef ds:uri="http://schemas.microsoft.com/sharepoint/v3"/>
+    <ds:schemaRef ds:uri="71af3243-3dd4-4a8d-8c0d-dd76da1f02a5"/>
+    <ds:schemaRef ds:uri="230e9df3-be65-4c73-a93b-d1236ebd677e"/>
+  </ds:schemaRefs>
+</ds:datastoreItem>
+</file>
+
 <file path=customXml/itemProps3.xml><?xml version="1.0" encoding="utf-8"?>
 <ds:datastoreItem xmlns:ds="http://schemas.openxmlformats.org/officeDocument/2006/customXml" ds:itemID="{1A416230-E033-442B-89BD-0374EB2641E6}">
   <ds:schemaRefs>
